--- a/Vypracovane_protokoly/Protokol_Násobná väzba_vyriesene.docx
+++ b/Vypracovane_protokoly/Protokol_Násobná väzba_vyriesene.docx
@@ -640,17 +640,23 @@
         <w:ind w:firstLine="708"/>
         <w:rPr>
           <w:rFonts w:ascii="Times New Roman" w:hAnsi="Times New Roman"/>
-        </w:rPr>
-      </w:pPr>
-      <w:r>
-        <w:rPr>
-          <w:rFonts w:ascii="Times New Roman" w:hAnsi="Times New Roman"/>
+          <w:i/>
+          <w:iCs/>
+        </w:rPr>
+      </w:pPr>
+      <w:r>
+        <w:rPr>
+          <w:rFonts w:ascii="Times New Roman" w:hAnsi="Times New Roman"/>
+          <w:i/>
+          <w:iCs/>
         </w:rPr>
         <w:t>KMnO</w:t>
       </w:r>
       <w:r>
         <w:rPr>
           <w:rFonts w:ascii="Times New Roman" w:hAnsi="Times New Roman"/>
+          <w:i/>
+          <w:iCs/>
           <w:vertAlign w:val="subscript"/>
         </w:rPr>
         <w:t>4</w:t>
@@ -658,6 +664,8 @@
       <w:r>
         <w:rPr>
           <w:rFonts w:ascii="Times New Roman" w:hAnsi="Times New Roman"/>
+          <w:i/>
+          <w:iCs/>
         </w:rPr>
         <w:t>: z fialovej na hnedú</w:t>
       </w:r>
@@ -668,17 +676,23 @@
         <w:ind w:firstLine="708"/>
         <w:rPr>
           <w:rFonts w:ascii="Times New Roman" w:hAnsi="Times New Roman"/>
-        </w:rPr>
-      </w:pPr>
-      <w:r>
-        <w:rPr>
-          <w:rFonts w:ascii="Times New Roman" w:hAnsi="Times New Roman"/>
+          <w:i/>
+          <w:iCs/>
+        </w:rPr>
+      </w:pPr>
+      <w:r>
+        <w:rPr>
+          <w:rFonts w:ascii="Times New Roman" w:hAnsi="Times New Roman"/>
+          <w:i/>
+          <w:iCs/>
         </w:rPr>
         <w:t>Br</w:t>
       </w:r>
       <w:r>
         <w:rPr>
           <w:rFonts w:ascii="Times New Roman" w:hAnsi="Times New Roman"/>
+          <w:i/>
+          <w:iCs/>
           <w:vertAlign w:val="subscript"/>
         </w:rPr>
         <w:t>2</w:t>
@@ -686,6 +700,8 @@
       <w:r>
         <w:rPr>
           <w:rFonts w:ascii="Times New Roman" w:hAnsi="Times New Roman"/>
+          <w:i/>
+          <w:iCs/>
         </w:rPr>
         <w:t>: z hnedej sa odfarbí</w:t>
       </w:r>
@@ -769,13 +785,7 @@
         <w:rPr>
           <w:rFonts w:ascii="Times New Roman" w:hAnsi="Times New Roman"/>
         </w:rPr>
-        <w:t xml:space="preserve">, </w:t>
-      </w:r>
-      <w:r>
-        <w:rPr>
-          <w:rFonts w:ascii="Times New Roman" w:hAnsi="Times New Roman"/>
-        </w:rPr>
-        <w:t>KMnO</w:t>
+        <w:t>, KMnO</w:t>
       </w:r>
       <w:r>
         <w:rPr>
@@ -1667,62 +1677,73 @@
         <w:ind w:left="708"/>
         <w:rPr>
           <w:rFonts w:ascii="Times New Roman" w:hAnsi="Times New Roman"/>
-        </w:rPr>
-      </w:pPr>
-      <w:r>
-        <w:rPr>
-          <w:rFonts w:ascii="Times New Roman" w:hAnsi="Times New Roman"/>
+          <w:i/>
+          <w:iCs/>
+        </w:rPr>
+      </w:pPr>
+      <w:r>
+        <w:rPr>
+          <w:rFonts w:ascii="Times New Roman" w:hAnsi="Times New Roman"/>
+          <w:i/>
+          <w:iCs/>
         </w:rPr>
         <w:t xml:space="preserve">V tomto pokuse sme pozorovali rozdiel </w:t>
       </w:r>
       <w:r>
         <w:rPr>
           <w:rFonts w:ascii="Times New Roman" w:hAnsi="Times New Roman"/>
+          <w:i/>
+          <w:iCs/>
         </w:rPr>
         <w:t>reakcii</w:t>
       </w:r>
       <w:r>
         <w:rPr>
           <w:rFonts w:ascii="Times New Roman" w:hAnsi="Times New Roman"/>
+          <w:i/>
+          <w:iCs/>
         </w:rPr>
         <w:t xml:space="preserve"> KMnO</w:t>
       </w:r>
       <w:r>
         <w:rPr>
           <w:rFonts w:ascii="Times New Roman" w:hAnsi="Times New Roman"/>
+          <w:i/>
+          <w:iCs/>
           <w:vertAlign w:val="subscript"/>
         </w:rPr>
-        <w:t>4</w:t>
-      </w:r>
-      <w:r>
-        <w:rPr>
-          <w:rFonts w:ascii="Times New Roman" w:hAnsi="Times New Roman"/>
+        <w:t xml:space="preserve">4  </w:t>
+      </w:r>
+      <w:r>
+        <w:rPr>
+          <w:rFonts w:ascii="Times New Roman" w:hAnsi="Times New Roman"/>
+          <w:i/>
+          <w:iCs/>
+        </w:rPr>
+        <w:t>alebo Br</w:t>
+      </w:r>
+      <w:r>
+        <w:rPr>
+          <w:rFonts w:ascii="Times New Roman" w:hAnsi="Times New Roman"/>
+          <w:i/>
+          <w:iCs/>
           <w:vertAlign w:val="subscript"/>
         </w:rPr>
-        <w:t xml:space="preserve">  </w:t>
-      </w:r>
-      <w:r>
-        <w:rPr>
-          <w:rFonts w:ascii="Times New Roman" w:hAnsi="Times New Roman"/>
-        </w:rPr>
-        <w:t>alebo Br</w:t>
-      </w:r>
-      <w:r>
-        <w:rPr>
-          <w:rFonts w:ascii="Times New Roman" w:hAnsi="Times New Roman"/>
-          <w:vertAlign w:val="subscript"/>
-        </w:rPr>
         <w:t>2</w:t>
       </w:r>
       <w:r>
         <w:rPr>
           <w:rFonts w:ascii="Times New Roman" w:hAnsi="Times New Roman"/>
+          <w:i/>
+          <w:iCs/>
         </w:rPr>
         <w:t>, s látkami s jednoduchou a s</w:t>
       </w:r>
       <w:r>
         <w:rPr>
           <w:rFonts w:ascii="Times New Roman" w:hAnsi="Times New Roman"/>
+          <w:i/>
+          <w:iCs/>
         </w:rPr>
         <w:t> násobnou väzbou. Pozorovali sme na základe farebných zmien.</w:t>
       </w:r>
